--- a/docs/Requirements Specification.docx
+++ b/docs/Requirements Specification.docx
@@ -489,7 +489,7 @@
       <w:pPr>
         <w:pStyle w:val="Heading2"/>
       </w:pPr>
-      <w:bookmarkStart w:id="0" w:name="_Toc240872182"/>
+      <w:bookmarkStart w:id="0" w:name="_Toc240876127"/>
       <w:r>
         <w:t>Revision History</w:t>
       </w:r>
@@ -912,7 +912,7 @@
       <w:pPr>
         <w:pStyle w:val="Heading1"/>
       </w:pPr>
-      <w:bookmarkStart w:id="1" w:name="_Toc240872183"/>
+      <w:bookmarkStart w:id="1" w:name="_Toc240876128"/>
       <w:r>
         <w:lastRenderedPageBreak/>
         <w:t>Table of Contents</w:t>
@@ -963,7 +963,7 @@
         <w:rPr>
           <w:noProof/>
         </w:rPr>
-        <w:instrText xml:space="preserve"> PAGEREF _Toc240872182 \h </w:instrText>
+        <w:instrText xml:space="preserve"> PAGEREF _Toc240876127 \h </w:instrText>
       </w:r>
       <w:r>
         <w:rPr>
@@ -1024,7 +1024,7 @@
         <w:rPr>
           <w:noProof/>
         </w:rPr>
-        <w:instrText xml:space="preserve"> PAGEREF _Toc240872183 \h </w:instrText>
+        <w:instrText xml:space="preserve"> PAGEREF _Toc240876128 \h </w:instrText>
       </w:r>
       <w:r>
         <w:rPr>
@@ -1085,7 +1085,7 @@
         <w:rPr>
           <w:noProof/>
         </w:rPr>
-        <w:instrText xml:space="preserve"> PAGEREF _Toc240872184 \h </w:instrText>
+        <w:instrText xml:space="preserve"> PAGEREF _Toc240876129 \h </w:instrText>
       </w:r>
       <w:r>
         <w:rPr>
@@ -1146,7 +1146,7 @@
         <w:rPr>
           <w:noProof/>
         </w:rPr>
-        <w:instrText xml:space="preserve"> PAGEREF _Toc240872185 \h </w:instrText>
+        <w:instrText xml:space="preserve"> PAGEREF _Toc240876130 \h </w:instrText>
       </w:r>
       <w:r>
         <w:rPr>
@@ -1207,7 +1207,7 @@
         <w:rPr>
           <w:noProof/>
         </w:rPr>
-        <w:instrText xml:space="preserve"> PAGEREF _Toc240872186 \h </w:instrText>
+        <w:instrText xml:space="preserve"> PAGEREF _Toc240876131 \h </w:instrText>
       </w:r>
       <w:r>
         <w:rPr>
@@ -1268,7 +1268,7 @@
         <w:rPr>
           <w:noProof/>
         </w:rPr>
-        <w:instrText xml:space="preserve"> PAGEREF _Toc240872187 \h </w:instrText>
+        <w:instrText xml:space="preserve"> PAGEREF _Toc240876132 \h </w:instrText>
       </w:r>
       <w:r>
         <w:rPr>
@@ -1329,7 +1329,7 @@
         <w:rPr>
           <w:noProof/>
         </w:rPr>
-        <w:instrText xml:space="preserve"> PAGEREF _Toc240872188 \h </w:instrText>
+        <w:instrText xml:space="preserve"> PAGEREF _Toc240876133 \h </w:instrText>
       </w:r>
       <w:r>
         <w:rPr>
@@ -1390,7 +1390,7 @@
         <w:rPr>
           <w:noProof/>
         </w:rPr>
-        <w:instrText xml:space="preserve"> PAGEREF _Toc240872189 \h </w:instrText>
+        <w:instrText xml:space="preserve"> PAGEREF _Toc240876134 \h </w:instrText>
       </w:r>
       <w:r>
         <w:rPr>
@@ -1451,7 +1451,7 @@
         <w:rPr>
           <w:noProof/>
         </w:rPr>
-        <w:instrText xml:space="preserve"> PAGEREF _Toc240872190 \h </w:instrText>
+        <w:instrText xml:space="preserve"> PAGEREF _Toc240876135 \h </w:instrText>
       </w:r>
       <w:r>
         <w:rPr>
@@ -1512,7 +1512,7 @@
         <w:rPr>
           <w:noProof/>
         </w:rPr>
-        <w:instrText xml:space="preserve"> PAGEREF _Toc240872191 \h </w:instrText>
+        <w:instrText xml:space="preserve"> PAGEREF _Toc240876136 \h </w:instrText>
       </w:r>
       <w:r>
         <w:rPr>
@@ -1573,7 +1573,7 @@
         <w:rPr>
           <w:noProof/>
         </w:rPr>
-        <w:instrText xml:space="preserve"> PAGEREF _Toc240872192 \h </w:instrText>
+        <w:instrText xml:space="preserve"> PAGEREF _Toc240876137 \h </w:instrText>
       </w:r>
       <w:r>
         <w:rPr>
@@ -1634,7 +1634,7 @@
         <w:rPr>
           <w:noProof/>
         </w:rPr>
-        <w:instrText xml:space="preserve"> PAGEREF _Toc240872193 \h </w:instrText>
+        <w:instrText xml:space="preserve"> PAGEREF _Toc240876138 \h </w:instrText>
       </w:r>
       <w:r>
         <w:rPr>
@@ -1695,7 +1695,7 @@
         <w:rPr>
           <w:noProof/>
         </w:rPr>
-        <w:instrText xml:space="preserve"> PAGEREF _Toc240872194 \h </w:instrText>
+        <w:instrText xml:space="preserve"> PAGEREF _Toc240876139 \h </w:instrText>
       </w:r>
       <w:r>
         <w:rPr>
@@ -1756,7 +1756,7 @@
         <w:rPr>
           <w:noProof/>
         </w:rPr>
-        <w:instrText xml:space="preserve"> PAGEREF _Toc240872195 \h </w:instrText>
+        <w:instrText xml:space="preserve"> PAGEREF _Toc240876140 \h </w:instrText>
       </w:r>
       <w:r>
         <w:rPr>
@@ -1817,7 +1817,7 @@
         <w:rPr>
           <w:noProof/>
         </w:rPr>
-        <w:instrText xml:space="preserve"> PAGEREF _Toc240872196 \h </w:instrText>
+        <w:instrText xml:space="preserve"> PAGEREF _Toc240876141 \h </w:instrText>
       </w:r>
       <w:r>
         <w:rPr>
@@ -1878,7 +1878,7 @@
         <w:rPr>
           <w:noProof/>
         </w:rPr>
-        <w:instrText xml:space="preserve"> PAGEREF _Toc240872197 \h </w:instrText>
+        <w:instrText xml:space="preserve"> PAGEREF _Toc240876142 \h </w:instrText>
       </w:r>
       <w:r>
         <w:rPr>
@@ -1939,7 +1939,7 @@
         <w:rPr>
           <w:noProof/>
         </w:rPr>
-        <w:instrText xml:space="preserve"> PAGEREF _Toc240872198 \h </w:instrText>
+        <w:instrText xml:space="preserve"> PAGEREF _Toc240876143 \h </w:instrText>
       </w:r>
       <w:r>
         <w:rPr>
@@ -2000,7 +2000,7 @@
         <w:rPr>
           <w:noProof/>
         </w:rPr>
-        <w:instrText xml:space="preserve"> PAGEREF _Toc240872199 \h </w:instrText>
+        <w:instrText xml:space="preserve"> PAGEREF _Toc240876144 \h </w:instrText>
       </w:r>
       <w:r>
         <w:rPr>
@@ -2061,7 +2061,7 @@
         <w:rPr>
           <w:noProof/>
         </w:rPr>
-        <w:instrText xml:space="preserve"> PAGEREF _Toc240872200 \h </w:instrText>
+        <w:instrText xml:space="preserve"> PAGEREF _Toc240876145 \h </w:instrText>
       </w:r>
       <w:r>
         <w:rPr>
@@ -2122,7 +2122,7 @@
         <w:rPr>
           <w:noProof/>
         </w:rPr>
-        <w:instrText xml:space="preserve"> PAGEREF _Toc240872201 \h </w:instrText>
+        <w:instrText xml:space="preserve"> PAGEREF _Toc240876146 \h </w:instrText>
       </w:r>
       <w:r>
         <w:rPr>
@@ -2183,7 +2183,7 @@
         <w:rPr>
           <w:noProof/>
         </w:rPr>
-        <w:instrText xml:space="preserve"> PAGEREF _Toc240872202 \h </w:instrText>
+        <w:instrText xml:space="preserve"> PAGEREF _Toc240876147 \h </w:instrText>
       </w:r>
       <w:r>
         <w:rPr>
@@ -2244,7 +2244,7 @@
         <w:rPr>
           <w:noProof/>
         </w:rPr>
-        <w:instrText xml:space="preserve"> PAGEREF _Toc240872203 \h </w:instrText>
+        <w:instrText xml:space="preserve"> PAGEREF _Toc240876148 \h </w:instrText>
       </w:r>
       <w:r>
         <w:rPr>
@@ -2305,7 +2305,7 @@
         <w:rPr>
           <w:noProof/>
         </w:rPr>
-        <w:instrText xml:space="preserve"> PAGEREF _Toc240872204 \h </w:instrText>
+        <w:instrText xml:space="preserve"> PAGEREF _Toc240876149 \h </w:instrText>
       </w:r>
       <w:r>
         <w:rPr>
@@ -2366,7 +2366,7 @@
         <w:rPr>
           <w:noProof/>
         </w:rPr>
-        <w:instrText xml:space="preserve"> PAGEREF _Toc240872205 \h </w:instrText>
+        <w:instrText xml:space="preserve"> PAGEREF _Toc240876150 \h </w:instrText>
       </w:r>
       <w:r>
         <w:rPr>
@@ -2427,7 +2427,7 @@
         <w:rPr>
           <w:noProof/>
         </w:rPr>
-        <w:instrText xml:space="preserve"> PAGEREF _Toc240872206 \h </w:instrText>
+        <w:instrText xml:space="preserve"> PAGEREF _Toc240876151 \h </w:instrText>
       </w:r>
       <w:r>
         <w:rPr>
@@ -2488,7 +2488,7 @@
         <w:rPr>
           <w:noProof/>
         </w:rPr>
-        <w:instrText xml:space="preserve"> PAGEREF _Toc240872207 \h </w:instrText>
+        <w:instrText xml:space="preserve"> PAGEREF _Toc240876152 \h </w:instrText>
       </w:r>
       <w:r>
         <w:rPr>
@@ -2549,7 +2549,7 @@
         <w:rPr>
           <w:noProof/>
         </w:rPr>
-        <w:instrText xml:space="preserve"> PAGEREF _Toc240872208 \h </w:instrText>
+        <w:instrText xml:space="preserve"> PAGEREF _Toc240876153 \h </w:instrText>
       </w:r>
       <w:r>
         <w:rPr>
@@ -2610,7 +2610,7 @@
         <w:rPr>
           <w:noProof/>
         </w:rPr>
-        <w:instrText xml:space="preserve"> PAGEREF _Toc240872209 \h </w:instrText>
+        <w:instrText xml:space="preserve"> PAGEREF _Toc240876154 \h </w:instrText>
       </w:r>
       <w:r>
         <w:rPr>
@@ -2671,7 +2671,7 @@
         <w:rPr>
           <w:noProof/>
         </w:rPr>
-        <w:instrText xml:space="preserve"> PAGEREF _Toc240872210 \h </w:instrText>
+        <w:instrText xml:space="preserve"> PAGEREF _Toc240876155 \h </w:instrText>
       </w:r>
       <w:r>
         <w:rPr>
@@ -2732,7 +2732,7 @@
         <w:rPr>
           <w:noProof/>
         </w:rPr>
-        <w:instrText xml:space="preserve"> PAGEREF _Toc240872211 \h </w:instrText>
+        <w:instrText xml:space="preserve"> PAGEREF _Toc240876156 \h </w:instrText>
       </w:r>
       <w:r>
         <w:rPr>
@@ -2793,7 +2793,7 @@
         <w:rPr>
           <w:noProof/>
         </w:rPr>
-        <w:instrText xml:space="preserve"> PAGEREF _Toc240872212 \h </w:instrText>
+        <w:instrText xml:space="preserve"> PAGEREF _Toc240876157 \h </w:instrText>
       </w:r>
       <w:r>
         <w:rPr>
@@ -2854,7 +2854,7 @@
         <w:rPr>
           <w:noProof/>
         </w:rPr>
-        <w:instrText xml:space="preserve"> PAGEREF _Toc240872213 \h </w:instrText>
+        <w:instrText xml:space="preserve"> PAGEREF _Toc240876158 \h </w:instrText>
       </w:r>
       <w:r>
         <w:rPr>
@@ -2915,7 +2915,7 @@
         <w:rPr>
           <w:noProof/>
         </w:rPr>
-        <w:instrText xml:space="preserve"> PAGEREF _Toc240872214 \h </w:instrText>
+        <w:instrText xml:space="preserve"> PAGEREF _Toc240876159 \h </w:instrText>
       </w:r>
       <w:r>
         <w:rPr>
@@ -2977,7 +2977,7 @@
         <w:rPr>
           <w:noProof/>
         </w:rPr>
-        <w:instrText xml:space="preserve"> PAGEREF _Toc240872215 \h </w:instrText>
+        <w:instrText xml:space="preserve"> PAGEREF _Toc240876160 \h </w:instrText>
       </w:r>
       <w:r>
         <w:rPr>
@@ -3038,7 +3038,7 @@
         <w:rPr>
           <w:noProof/>
         </w:rPr>
-        <w:instrText xml:space="preserve"> PAGEREF _Toc240872216 \h </w:instrText>
+        <w:instrText xml:space="preserve"> PAGEREF _Toc240876161 \h </w:instrText>
       </w:r>
       <w:r>
         <w:rPr>
@@ -3099,7 +3099,7 @@
         <w:rPr>
           <w:noProof/>
         </w:rPr>
-        <w:instrText xml:space="preserve"> PAGEREF _Toc240872217 \h </w:instrText>
+        <w:instrText xml:space="preserve"> PAGEREF _Toc240876162 \h </w:instrText>
       </w:r>
       <w:r>
         <w:rPr>
@@ -3160,7 +3160,7 @@
         <w:rPr>
           <w:noProof/>
         </w:rPr>
-        <w:instrText xml:space="preserve"> PAGEREF _Toc240872218 \h </w:instrText>
+        <w:instrText xml:space="preserve"> PAGEREF _Toc240876163 \h </w:instrText>
       </w:r>
       <w:r>
         <w:rPr>
@@ -3221,7 +3221,7 @@
         <w:rPr>
           <w:noProof/>
         </w:rPr>
-        <w:instrText xml:space="preserve"> PAGEREF _Toc240872219 \h </w:instrText>
+        <w:instrText xml:space="preserve"> PAGEREF _Toc240876164 \h </w:instrText>
       </w:r>
       <w:r>
         <w:rPr>
@@ -3282,7 +3282,7 @@
         <w:rPr>
           <w:noProof/>
         </w:rPr>
-        <w:instrText xml:space="preserve"> PAGEREF _Toc240872220 \h </w:instrText>
+        <w:instrText xml:space="preserve"> PAGEREF _Toc240876165 \h </w:instrText>
       </w:r>
       <w:r>
         <w:rPr>
@@ -3325,7 +3325,7 @@
       <w:pPr>
         <w:pStyle w:val="Heading1"/>
       </w:pPr>
-      <w:bookmarkStart w:id="2" w:name="_Toc240872184"/>
+      <w:bookmarkStart w:id="2" w:name="_Toc240876129"/>
       <w:r>
         <w:lastRenderedPageBreak/>
         <w:t>1. Introduction</w:t>
@@ -3336,7 +3336,7 @@
       <w:pPr>
         <w:pStyle w:val="Heading2"/>
       </w:pPr>
-      <w:bookmarkStart w:id="3" w:name="_Toc240872185"/>
+      <w:bookmarkStart w:id="3" w:name="_Toc240876130"/>
       <w:r>
         <w:t>1.1 Purpose</w:t>
       </w:r>
@@ -3356,7 +3356,7 @@
       <w:pPr>
         <w:pStyle w:val="Heading2"/>
       </w:pPr>
-      <w:bookmarkStart w:id="4" w:name="_Toc240872186"/>
+      <w:bookmarkStart w:id="4" w:name="_Toc240876131"/>
       <w:r>
         <w:t>1.2 Scope</w:t>
       </w:r>
@@ -3454,7 +3454,7 @@
       <w:pPr>
         <w:pStyle w:val="Heading2"/>
       </w:pPr>
-      <w:bookmarkStart w:id="5" w:name="_Toc240872187"/>
+      <w:bookmarkStart w:id="5" w:name="_Toc240876132"/>
       <w:r>
         <w:t>1.3 Definitions and Acronyms</w:t>
       </w:r>
@@ -4053,7 +4053,7 @@
       <w:pPr>
         <w:pStyle w:val="Heading2"/>
       </w:pPr>
-      <w:bookmarkStart w:id="6" w:name="_Toc240872188"/>
+      <w:bookmarkStart w:id="6" w:name="_Toc240876133"/>
       <w:r>
         <w:t>1.4 References</w:t>
       </w:r>
@@ -4559,7 +4559,7 @@
       <w:pPr>
         <w:pStyle w:val="Heading1"/>
       </w:pPr>
-      <w:bookmarkStart w:id="7" w:name="_Toc240872189"/>
+      <w:bookmarkStart w:id="7" w:name="_Toc240876134"/>
       <w:r>
         <w:lastRenderedPageBreak/>
         <w:t>2. Overall Description</w:t>
@@ -4570,7 +4570,7 @@
       <w:pPr>
         <w:pStyle w:val="Heading2"/>
       </w:pPr>
-      <w:bookmarkStart w:id="8" w:name="_Toc240872190"/>
+      <w:bookmarkStart w:id="8" w:name="_Toc240876135"/>
       <w:r>
         <w:t>2.1 Product Perspective</w:t>
       </w:r>
@@ -4590,7 +4590,7 @@
       <w:pPr>
         <w:pStyle w:val="Heading2"/>
       </w:pPr>
-      <w:bookmarkStart w:id="9" w:name="_Toc240872191"/>
+      <w:bookmarkStart w:id="9" w:name="_Toc240876136"/>
       <w:r>
         <w:t>2.2 Product Functions</w:t>
       </w:r>
@@ -4730,7 +4730,7 @@
       <w:pPr>
         <w:pStyle w:val="Heading2"/>
       </w:pPr>
-      <w:bookmarkStart w:id="10" w:name="_Toc240872192"/>
+      <w:bookmarkStart w:id="10" w:name="_Toc240876137"/>
       <w:r>
         <w:t>2.3 User Classes and Characteristics</w:t>
       </w:r>
@@ -5057,7 +5057,7 @@
       <w:pPr>
         <w:pStyle w:val="Heading2"/>
       </w:pPr>
-      <w:bookmarkStart w:id="11" w:name="_Toc240872193"/>
+      <w:bookmarkStart w:id="11" w:name="_Toc240876138"/>
       <w:r>
         <w:t>2.4 Operating Environment</w:t>
       </w:r>
@@ -5554,7 +5554,7 @@
       <w:pPr>
         <w:pStyle w:val="Heading2"/>
       </w:pPr>
-      <w:bookmarkStart w:id="12" w:name="_Toc240872194"/>
+      <w:bookmarkStart w:id="12" w:name="_Toc240876139"/>
       <w:r>
         <w:lastRenderedPageBreak/>
         <w:t>2.5 Design and Implementation Constraints</w:t>
@@ -5998,7 +5998,7 @@
       <w:pPr>
         <w:pStyle w:val="Heading2"/>
       </w:pPr>
-      <w:bookmarkStart w:id="13" w:name="_Toc240872195"/>
+      <w:bookmarkStart w:id="13" w:name="_Toc240876140"/>
       <w:r>
         <w:t>2.6 Assumptions and Dependencies</w:t>
       </w:r>
@@ -6347,7 +6347,7 @@
       <w:pPr>
         <w:pStyle w:val="Heading1"/>
       </w:pPr>
-      <w:bookmarkStart w:id="14" w:name="_Toc240872196"/>
+      <w:bookmarkStart w:id="14" w:name="_Toc240876141"/>
       <w:r>
         <w:lastRenderedPageBreak/>
         <w:t>3. Functional Requirements</w:t>
@@ -6363,7 +6363,7 @@
       <w:pPr>
         <w:pStyle w:val="Heading2"/>
       </w:pPr>
-      <w:bookmarkStart w:id="15" w:name="_Toc240872197"/>
+      <w:bookmarkStart w:id="15" w:name="_Toc240876142"/>
       <w:r>
         <w:t>3.1 Authentication and Session</w:t>
       </w:r>
@@ -7125,7 +7125,7 @@
       <w:pPr>
         <w:pStyle w:val="Heading2"/>
       </w:pPr>
-      <w:bookmarkStart w:id="16" w:name="_Toc240872198"/>
+      <w:bookmarkStart w:id="16" w:name="_Toc240876143"/>
       <w:r>
         <w:t>3.2 Device Management and ONVIF</w:t>
       </w:r>
@@ -8109,7 +8109,7 @@
       <w:pPr>
         <w:pStyle w:val="Heading2"/>
       </w:pPr>
-      <w:bookmarkStart w:id="17" w:name="_Toc240872199"/>
+      <w:bookmarkStart w:id="17" w:name="_Toc240876144"/>
       <w:r>
         <w:lastRenderedPageBreak/>
         <w:t>3.3 Live Video</w:t>
@@ -8872,7 +8872,7 @@
       <w:pPr>
         <w:pStyle w:val="Heading2"/>
       </w:pPr>
-      <w:bookmarkStart w:id="18" w:name="_Toc240872200"/>
+      <w:bookmarkStart w:id="18" w:name="_Toc240876145"/>
       <w:r>
         <w:t>3.4 PTZ Control</w:t>
       </w:r>
@@ -9566,7 +9566,7 @@
       <w:pPr>
         <w:pStyle w:val="Heading2"/>
       </w:pPr>
-      <w:bookmarkStart w:id="19" w:name="_Toc240872201"/>
+      <w:bookmarkStart w:id="19" w:name="_Toc240876146"/>
       <w:r>
         <w:t>3.5 Recording and Playback</w:t>
       </w:r>
@@ -10328,7 +10328,7 @@
       <w:pPr>
         <w:pStyle w:val="Heading2"/>
       </w:pPr>
-      <w:bookmarkStart w:id="20" w:name="_Toc240872202"/>
+      <w:bookmarkStart w:id="20" w:name="_Toc240876147"/>
       <w:r>
         <w:t>3.6 Object Detection</w:t>
       </w:r>
@@ -11235,7 +11235,7 @@
       <w:pPr>
         <w:pStyle w:val="Heading2"/>
       </w:pPr>
-      <w:bookmarkStart w:id="21" w:name="_Toc240872203"/>
+      <w:bookmarkStart w:id="21" w:name="_Toc240876148"/>
       <w:r>
         <w:t>3.7 Face Recognition</w:t>
       </w:r>
@@ -12510,7 +12510,7 @@
       <w:pPr>
         <w:pStyle w:val="Heading2"/>
       </w:pPr>
-      <w:bookmarkStart w:id="22" w:name="_Toc240872204"/>
+      <w:bookmarkStart w:id="22" w:name="_Toc240876149"/>
       <w:r>
         <w:t>3.8 Event Log</w:t>
       </w:r>
@@ -13204,7 +13204,7 @@
       <w:pPr>
         <w:pStyle w:val="Heading2"/>
       </w:pPr>
-      <w:bookmarkStart w:id="23" w:name="_Toc240872205"/>
+      <w:bookmarkStart w:id="23" w:name="_Toc240876150"/>
       <w:r>
         <w:t>3.9 User and Permission Management</w:t>
       </w:r>
@@ -13898,7 +13898,7 @@
       <w:pPr>
         <w:pStyle w:val="Heading2"/>
       </w:pPr>
-      <w:bookmarkStart w:id="24" w:name="_Toc240872206"/>
+      <w:bookmarkStart w:id="24" w:name="_Toc240876151"/>
       <w:r>
         <w:t>3.10 Settings</w:t>
       </w:r>
@@ -14593,7 +14593,7 @@
       <w:pPr>
         <w:pStyle w:val="Heading2"/>
       </w:pPr>
-      <w:bookmarkStart w:id="25" w:name="_Toc240872207"/>
+      <w:bookmarkStart w:id="25" w:name="_Toc240876152"/>
       <w:r>
         <w:t>3.11 System Information</w:t>
       </w:r>
@@ -15150,7 +15150,7 @@
       <w:pPr>
         <w:pStyle w:val="Heading1"/>
       </w:pPr>
-      <w:bookmarkStart w:id="26" w:name="_Toc240872208"/>
+      <w:bookmarkStart w:id="26" w:name="_Toc240876153"/>
       <w:r>
         <w:lastRenderedPageBreak/>
         <w:t>4. External Interface Requirements</w:t>
@@ -15161,7 +15161,7 @@
       <w:pPr>
         <w:pStyle w:val="Heading2"/>
       </w:pPr>
-      <w:bookmarkStart w:id="27" w:name="_Toc240872209"/>
+      <w:bookmarkStart w:id="27" w:name="_Toc240876154"/>
       <w:r>
         <w:t>4.1 User Interfaces</w:t>
       </w:r>
@@ -15176,7 +15176,7 @@
       <w:pPr>
         <w:pStyle w:val="Heading2"/>
       </w:pPr>
-      <w:bookmarkStart w:id="28" w:name="_Toc240872210"/>
+      <w:bookmarkStart w:id="28" w:name="_Toc240876155"/>
       <w:r>
         <w:t>4.2 Hardware Interfaces</w:t>
       </w:r>
@@ -15191,7 +15191,7 @@
       <w:pPr>
         <w:pStyle w:val="Heading2"/>
       </w:pPr>
-      <w:bookmarkStart w:id="29" w:name="_Toc240872211"/>
+      <w:bookmarkStart w:id="29" w:name="_Toc240876156"/>
       <w:r>
         <w:t>4.3 Software Interfaces</w:t>
       </w:r>
@@ -15885,7 +15885,7 @@
       <w:pPr>
         <w:pStyle w:val="Heading2"/>
       </w:pPr>
-      <w:bookmarkStart w:id="30" w:name="_Toc240872212"/>
+      <w:bookmarkStart w:id="30" w:name="_Toc240876157"/>
       <w:r>
         <w:t>4.4 Communications</w:t>
       </w:r>
@@ -16234,7 +16234,7 @@
       <w:pPr>
         <w:pStyle w:val="Heading1"/>
       </w:pPr>
-      <w:bookmarkStart w:id="31" w:name="_Toc240872213"/>
+      <w:bookmarkStart w:id="31" w:name="_Toc240876158"/>
       <w:r>
         <w:lastRenderedPageBreak/>
         <w:t>5. Non-functional Requirements</w:t>
@@ -16245,7 +16245,7 @@
       <w:pPr>
         <w:pStyle w:val="Heading2"/>
       </w:pPr>
-      <w:bookmarkStart w:id="32" w:name="_Toc240872214"/>
+      <w:bookmarkStart w:id="32" w:name="_Toc240876159"/>
       <w:r>
         <w:t>5.1 Performance</w:t>
       </w:r>
@@ -16640,7 +16640,7 @@
       <w:pPr>
         <w:pStyle w:val="Heading2"/>
       </w:pPr>
-      <w:bookmarkStart w:id="33" w:name="_Toc240872215"/>
+      <w:bookmarkStart w:id="33" w:name="_Toc240876160"/>
       <w:r>
         <w:t>5.2 Reliability and Availability</w:t>
       </w:r>
@@ -17035,7 +17035,7 @@
       <w:pPr>
         <w:pStyle w:val="Heading2"/>
       </w:pPr>
-      <w:bookmarkStart w:id="34" w:name="_Toc240872216"/>
+      <w:bookmarkStart w:id="34" w:name="_Toc240876161"/>
       <w:r>
         <w:t>5.3 Security</w:t>
       </w:r>
@@ -17430,7 +17430,7 @@
       <w:pPr>
         <w:pStyle w:val="Heading2"/>
       </w:pPr>
-      <w:bookmarkStart w:id="35" w:name="_Toc240872217"/>
+      <w:bookmarkStart w:id="35" w:name="_Toc240876162"/>
       <w:r>
         <w:t>5.4 Usability</w:t>
       </w:r>
@@ -17772,7 +17772,7 @@
       <w:pPr>
         <w:pStyle w:val="Heading2"/>
       </w:pPr>
-      <w:bookmarkStart w:id="36" w:name="_Toc240872218"/>
+      <w:bookmarkStart w:id="36" w:name="_Toc240876163"/>
       <w:r>
         <w:t>5.5 Maintainability and Portability</w:t>
       </w:r>
@@ -18121,7 +18121,7 @@
       <w:pPr>
         <w:pStyle w:val="Heading1"/>
       </w:pPr>
-      <w:bookmarkStart w:id="37" w:name="_Toc240872219"/>
+      <w:bookmarkStart w:id="37" w:name="_Toc240876164"/>
       <w:r>
         <w:lastRenderedPageBreak/>
         <w:t>6. Data Requirements</w:t>
@@ -18676,7 +18676,7 @@
       <w:pPr>
         <w:pStyle w:val="Heading1"/>
       </w:pPr>
-      <w:bookmarkStart w:id="38" w:name="_Toc240872220"/>
+      <w:bookmarkStart w:id="38" w:name="_Toc240876165"/>
       <w:r>
         <w:t>7. Acceptance Criteria</w:t>
       </w:r>
@@ -18962,7 +18962,7 @@
 <file path=word/numbering.xml><?xml version="1.0" encoding="utf-8"?>
 <w:numbering xmlns:wpc="http://schemas.microsoft.com/office/word/2010/wordprocessingCanvas" xmlns:cx="http://schemas.microsoft.com/office/drawing/2014/chartex" xmlns:mc="http://schemas.openxmlformats.org/markup-compatibility/2006" xmlns:o="urn:schemas-microsoft-com:office:office" xmlns:r="http://schemas.openxmlformats.org/officeDocument/2006/relationships" xmlns:m="http://schemas.openxmlformats.org/officeDocument/2006/math" xmlns:v="urn:schemas-microsoft-com:vml" xmlns:wp14="http://schemas.microsoft.com/office/word/2010/wordprocessingDrawing" xmlns:wp="http://schemas.openxmlformats.org/drawingml/2006/wordprocessingDrawing" xmlns:w10="urn:schemas-microsoft-com:office:word" xmlns:w="http://schemas.openxmlformats.org/wordprocessingml/2006/main" xmlns:w14="http://schemas.microsoft.com/office/word/2010/wordml" xmlns:w15="http://schemas.microsoft.com/office/word/2012/wordml" xmlns:w16se="http://schemas.microsoft.com/office/word/2015/wordml/symex" xmlns:wpg="http://schemas.microsoft.com/office/word/2010/wordprocessingGroup" xmlns:wpi="http://schemas.microsoft.com/office/word/2010/wordprocessingInk" xmlns:wne="http://schemas.microsoft.com/office/word/2006/wordml" xmlns:wps="http://schemas.microsoft.com/office/word/2010/wordprocessingShape" mc:Ignorable="w14 w15 w16se wp14">
   <w:abstractNum w:abstractNumId="0" w15:restartNumberingAfterBreak="0">
-    <w:nsid w:val="1C6B69CD"/>
+    <w:nsid w:val="12D9449D"/>
     <w:multiLevelType w:val="singleLevel"/>
     <w:tmpl w:val="04090001"/>
     <w:lvl w:ilvl="0">
@@ -18979,7 +18979,7 @@
     </w:lvl>
   </w:abstractNum>
   <w:abstractNum w:abstractNumId="1" w15:restartNumberingAfterBreak="0">
-    <w:nsid w:val="24DA6BD1"/>
+    <w:nsid w:val="40BE6F95"/>
     <w:multiLevelType w:val="singleLevel"/>
     <w:tmpl w:val="04090001"/>
     <w:lvl w:ilvl="0">
@@ -18996,7 +18996,7 @@
     </w:lvl>
   </w:abstractNum>
   <w:abstractNum w:abstractNumId="2" w15:restartNumberingAfterBreak="0">
-    <w:nsid w:val="430C6BC2"/>
+    <w:nsid w:val="540050B5"/>
     <w:multiLevelType w:val="singleLevel"/>
     <w:tmpl w:val="04090001"/>
     <w:lvl w:ilvl="0">
@@ -19013,13 +19013,13 @@
     </w:lvl>
   </w:abstractNum>
   <w:num w:numId="1">
-    <w:abstractNumId w:val="1"/>
+    <w:abstractNumId w:val="2"/>
   </w:num>
   <w:num w:numId="2">
     <w:abstractNumId w:val="0"/>
   </w:num>
   <w:num w:numId="3">
-    <w:abstractNumId w:val="2"/>
+    <w:abstractNumId w:val="1"/>
   </w:num>
 </w:numbering>
 </file>
@@ -19433,7 +19433,7 @@
     <w:link w:val="Heading1Char"/>
     <w:uiPriority w:val="9"/>
     <w:qFormat/>
-    <w:rsid w:val="00E961BB"/>
+    <w:rsid w:val="00954109"/>
     <w:pPr>
       <w:keepNext/>
       <w:keepLines/>
@@ -19459,7 +19459,7 @@
     <w:uiPriority w:val="9"/>
     <w:unhideWhenUsed/>
     <w:qFormat/>
-    <w:rsid w:val="00E961BB"/>
+    <w:rsid w:val="00954109"/>
     <w:pPr>
       <w:keepNext/>
       <w:keepLines/>
@@ -19482,7 +19482,7 @@
     <w:semiHidden/>
     <w:unhideWhenUsed/>
     <w:qFormat/>
-    <w:rsid w:val="00E961BB"/>
+    <w:rsid w:val="00954109"/>
     <w:pPr>
       <w:keepNext/>
       <w:keepLines/>
@@ -19506,7 +19506,7 @@
     <w:semiHidden/>
     <w:unhideWhenUsed/>
     <w:qFormat/>
-    <w:rsid w:val="00E961BB"/>
+    <w:rsid w:val="00954109"/>
     <w:pPr>
       <w:keepNext/>
       <w:keepLines/>
@@ -19552,7 +19552,7 @@
     <w:basedOn w:val="DefaultParagraphFont"/>
     <w:link w:val="Heading1"/>
     <w:uiPriority w:val="9"/>
-    <w:rsid w:val="00E961BB"/>
+    <w:rsid w:val="00954109"/>
     <w:rPr>
       <w:rFonts w:ascii="Calibri" w:eastAsiaTheme="majorEastAsia" w:hAnsi="Calibri" w:cs="Calibri"/>
       <w:b/>
@@ -19566,7 +19566,7 @@
     <w:basedOn w:val="DefaultParagraphFont"/>
     <w:link w:val="Heading2"/>
     <w:uiPriority w:val="9"/>
-    <w:rsid w:val="00E961BB"/>
+    <w:rsid w:val="00954109"/>
     <w:rPr>
       <w:rFonts w:ascii="Calibri" w:eastAsiaTheme="majorEastAsia" w:hAnsi="Calibri" w:cs="Calibri"/>
       <w:b/>
@@ -19581,7 +19581,7 @@
     <w:link w:val="Heading3"/>
     <w:uiPriority w:val="9"/>
     <w:semiHidden/>
-    <w:rsid w:val="00E961BB"/>
+    <w:rsid w:val="00954109"/>
     <w:rPr>
       <w:rFonts w:ascii="Calibri" w:eastAsiaTheme="majorEastAsia" w:hAnsi="Calibri" w:cs="Calibri"/>
       <w:b/>
@@ -19596,7 +19596,7 @@
     <w:link w:val="Heading4"/>
     <w:uiPriority w:val="9"/>
     <w:semiHidden/>
-    <w:rsid w:val="00E961BB"/>
+    <w:rsid w:val="00954109"/>
     <w:rPr>
       <w:rFonts w:ascii="Calibri" w:eastAsiaTheme="majorEastAsia" w:hAnsi="Calibri" w:cs="Calibri"/>
       <w:b/>
@@ -19613,7 +19613,7 @@
     <w:autoRedefine/>
     <w:uiPriority w:val="39"/>
     <w:unhideWhenUsed/>
-    <w:rsid w:val="00E961BB"/>
+    <w:rsid w:val="00954109"/>
     <w:pPr>
       <w:spacing w:after="100"/>
       <w:ind w:left="210"/>
@@ -19626,7 +19626,7 @@
     <w:autoRedefine/>
     <w:uiPriority w:val="39"/>
     <w:unhideWhenUsed/>
-    <w:rsid w:val="00E961BB"/>
+    <w:rsid w:val="00954109"/>
     <w:pPr>
       <w:spacing w:after="100"/>
     </w:pPr>
@@ -19636,7 +19636,7 @@
     <w:basedOn w:val="Normal"/>
     <w:uiPriority w:val="34"/>
     <w:qFormat/>
-    <w:rsid w:val="00E961BB"/>
+    <w:rsid w:val="00954109"/>
     <w:pPr>
       <w:ind w:left="720"/>
       <w:contextualSpacing/>
@@ -19648,7 +19648,7 @@
     <w:link w:val="HeaderChar"/>
     <w:uiPriority w:val="99"/>
     <w:unhideWhenUsed/>
-    <w:rsid w:val="00E961BB"/>
+    <w:rsid w:val="00954109"/>
     <w:pPr>
       <w:tabs>
         <w:tab w:val="center" w:pos="4680"/>
@@ -19662,7 +19662,7 @@
     <w:basedOn w:val="DefaultParagraphFont"/>
     <w:link w:val="Header"/>
     <w:uiPriority w:val="99"/>
-    <w:rsid w:val="00E961BB"/>
+    <w:rsid w:val="00954109"/>
     <w:rPr>
       <w:rFonts w:ascii="Calibri" w:hAnsi="Calibri" w:cs="Calibri"/>
       <w:color w:val="1B2431"/>
@@ -19675,7 +19675,7 @@
     <w:link w:val="FooterChar"/>
     <w:uiPriority w:val="99"/>
     <w:unhideWhenUsed/>
-    <w:rsid w:val="00E961BB"/>
+    <w:rsid w:val="00954109"/>
     <w:pPr>
       <w:tabs>
         <w:tab w:val="center" w:pos="4680"/>
@@ -19689,7 +19689,7 @@
     <w:basedOn w:val="DefaultParagraphFont"/>
     <w:link w:val="Footer"/>
     <w:uiPriority w:val="99"/>
-    <w:rsid w:val="00E961BB"/>
+    <w:rsid w:val="00954109"/>
     <w:rPr>
       <w:rFonts w:ascii="Calibri" w:hAnsi="Calibri" w:cs="Calibri"/>
       <w:color w:val="1B2431"/>
